--- a/templates/W3-61-01F.docx
+++ b/templates/W3-61-01F.docx
@@ -47,7 +47,7 @@
           <w:rFonts w:ascii="標楷體" w:eastAsia="標楷體" w:hAnsi="標楷體" w:hint="eastAsia"/>
           <w:sz w:val="28"/>
         </w:rPr>
-        <w:t>□</w:t>
+        <w:t>{{FIRSTCK}}</w:t>
       </w:r>
       <w:r>
         <w:rPr>
@@ -61,7 +61,7 @@
           <w:rFonts w:ascii="標楷體" w:eastAsia="標楷體" w:hAnsi="標楷體" w:hint="eastAsia"/>
           <w:sz w:val="28"/>
         </w:rPr>
-        <w:t>□複檢</w:t>
+        <w:t>{{RECK}}複檢</w:t>
       </w:r>
       <w:r>
         <w:rPr>
@@ -330,7 +330,7 @@
                 <w:sz w:val="21"/>
                 <w:szCs w:val="21"/>
               </w:rPr>
-              <w:t xml:space="preserve">{{LIFTLOAD}}             公噸</w:t>
+              <w:t xml:space="preserve">{{LIFTLOAD}}     公噸</w:t>
             </w:r>
           </w:p>
         </w:tc>

--- a/templates/W3-61-01F.docx
+++ b/templates/W3-61-01F.docx
@@ -330,7 +330,7 @@
                 <w:sz w:val="21"/>
                 <w:szCs w:val="21"/>
               </w:rPr>
-              <w:t xml:space="preserve">{{LIFTLOAD}}     公噸</w:t>
+              <w:t xml:space="preserve">{{LIFTLOAD}}公噸</w:t>
             </w:r>
           </w:p>
         </w:tc>

--- a/templates/W3-61-01F.docx
+++ b/templates/W3-61-01F.docx
@@ -18,7 +18,7 @@
           <w:bCs/>
           <w:sz w:val="28"/>
         </w:rPr>
-        <w:t xml:space="preserve"> ({{ORG}})固定式起重機定期檢查結果及會談紀錄</w:t>
+        <w:t xml:space="preserve"> {{ORG}}固定式起重機定期檢查結果及會談紀錄</w:t>
       </w:r>
       <w:r>
         <w:rPr>
